--- a/VIM Resumo.docx
+++ b/VIM Resumo.docx
@@ -5,9 +5,21 @@
     <w:p>
       <w:pPr>
         <w:jc w:val="center"/>
-      </w:pPr>
-      <w:r>
-        <w:t>VIM2</w:t>
+        <w:rPr>
+          <w:b/>
+          <w:bCs/>
+          <w:sz w:val="40"/>
+          <w:szCs w:val="40"/>
+        </w:rPr>
+      </w:pPr>
+      <w:r>
+        <w:rPr>
+          <w:b/>
+          <w:bCs/>
+          <w:sz w:val="40"/>
+          <w:szCs w:val="40"/>
+        </w:rPr>
+        <w:t>VIM</w:t>
       </w:r>
     </w:p>
     <w:p>
@@ -617,13 +629,6 @@
         <w:t>,start</w:t>
       </w:r>
       <w:proofErr w:type="spellEnd"/>
-    </w:p>
-    <w:p>
-      <w:pPr>
-        <w:rPr>
-          <w:lang w:val="en-US"/>
-        </w:rPr>
-      </w:pPr>
     </w:p>
     <w:p>
       <w:pPr>
@@ -4968,6 +4973,7 @@
   <w:style w:type="character" w:default="1" w:styleId="Fontepargpadro">
     <w:name w:val="Default Paragraph Font"/>
     <w:uiPriority w:val="1"/>
+    <w:semiHidden/>
     <w:unhideWhenUsed/>
   </w:style>
   <w:style w:type="table" w:default="1" w:styleId="Tabelanormal">
